--- a/submissao_pdj/Subprojeto_JEPA-Spillover_PDJ.docx
+++ b/submissao_pdj/Subprojeto_JEPA-Spillover_PDJ.docx
@@ -146,7 +146,7 @@
               <w:rPr>
                 <w:sz w:val="20"/>
               </w:rPr>
-              <w:t>[Nome do(a) supervisor(a) — servidor(a) ativo(a) da Fiocruz]</w:t>
+              <w:t>Marcelo Henrique Santos Paiva — servidor(a) ativo(a) da Fiocruz</w:t>
             </w:r>
           </w:p>
         </w:tc>
@@ -236,7 +236,7 @@
               <w:rPr>
                 <w:sz w:val="20"/>
               </w:rPr>
-              <w:t>[Nome do laboratório ou grupo de pesquisa]</w:t>
+              <w:t>Laboratório de Entomologia</w:t>
             </w:r>
           </w:p>
         </w:tc>
@@ -385,7 +385,7 @@
           <w:color w:val="555555"/>
           <w:sz w:val="17"/>
         </w:rPr>
-        <w:t>Os campos entre colchetes [ ] devem ser preenchidos com os dados do(a) supervisor(a) e do laboratório antes da submissão no sistema Fomento à Pesquisa on-line.</w:t>
+        <w:t>Campos entre colchetes [ ] restantes devem ser preenchidos antes da submissão no sistema Fomento à Pesquisa on-line (ex.: infraestrutura do laboratório — em aberto por enquanto).</w:t>
       </w:r>
     </w:p>
     <w:p>
@@ -732,7 +732,7 @@
           <w:i w:val="0"/>
           <w:sz w:val="22"/>
         </w:rPr>
-        <w:t>Este subprojeto vincula-se diretamente ao projeto de pesquisa do(a) supervisor(a) “GenVig-IA — Vigilância Genômica Integrada e Inteligência Computacional para Caracterização Molecular e Predição de Risco de Vírus Emergentes e Zoonóticos de Importância em Saúde Pública no Brasil”, do qual constitui a componente de inteligência computacional (Eixo 3). Enquanto o projeto guarda-chuva abrange a aquisição e curadoria de dados genômicos (Eixo 1) e a caracterização molecular, filogenética e filodinâmica de vírus prioritários circulantes no Brasil (Eixo 2), o subprojeto aporta métodos de aprendizado de máquina de última geração (JEPA/Transformers) para priorização proativa de vírus com potencial zoonótico, agregando capacidade analítica reprodutível e escalável ao grupo. Os produtos do subprojeto (embeddings, modelos e rankings de risco) retroalimentam os eixos de caracterização e de integração com a vigilância (Eixo 4). A convergência entre a expertise biológica/epidemiológica do laboratório e a competência computacional do candidato cria sinergia com potencial de gerar publicações conjuntas, novos editais e colaborações.</w:t>
+        <w:t>Este subprojeto vincula-se diretamente ao projeto de pesquisa do(a) supervisor(a) “GenVig-IA — Vigilância Genômica Integrada e Inteligência Computacional para Caracterização Molecular e Predição de Risco de Vírus Emergentes e Zoonóticos de Importância em Saúde Pública no Brasil”, do qual constitui a componente de inteligência computacional (Eixo 3). Enquanto o projeto guarda-chuva abrange a aquisição e curadoria de dados genômicos (Eixo 1) e a caracterização molecular, filogenética e filodinâmica de vírus prioritários circulantes no Brasil (Eixo 2), o subprojeto aporta métodos de aprendizado de máquina de última geração (JEPA/Transformers) para priorização proativa de vírus com potencial zoonótico, agregando capacidade analítica reprodutível e escalável ao grupo. Os produtos do subprojeto (embeddings, modelos e rankings de risco) retroalimentam os eixos de caracterização e de integração com a vigilância (Eixo 4). A convergência entre a expertise em entomologia e saúde pública do Laboratório de Entomologia e a competência computacional do candidato cria sinergia com potencial de gerar publicações conjuntas, novos editais e colaborações.</w:t>
       </w:r>
     </w:p>
     <w:p>
@@ -2886,79 +2886,7 @@
           <w:i w:val="0"/>
           <w:sz w:val="22"/>
         </w:rPr>
-        <w:t>O subprojeto é predominantemente computacional, o que reduz custos e dependências laboratoriais. A infraestrutura necessária e disponível inclui:</w:t>
-      </w:r>
-    </w:p>
-    <w:p>
-      <w:pPr>
-        <w:pStyle w:val="ListBullet"/>
-      </w:pPr>
-      <w:r>
-        <w:rPr>
-          <w:b/>
-          <w:sz w:val="22"/>
-        </w:rPr>
-        <w:t xml:space="preserve">Computação local: </w:t>
-      </w:r>
-      <w:r>
-        <w:rPr>
-          <w:sz w:val="22"/>
-        </w:rPr>
-        <w:t>estação de trabalho com GPU NVIDIA (CUDA) para treino de modelos de aprendizado profundo; ambiente Linux com pilha científica Python (PyTorch, scikit-learn, pandas).</w:t>
-      </w:r>
-    </w:p>
-    <w:p>
-      <w:pPr>
-        <w:pStyle w:val="ListBullet"/>
-      </w:pPr>
-      <w:r>
-        <w:rPr>
-          <w:b/>
-          <w:sz w:val="22"/>
-        </w:rPr>
-        <w:t xml:space="preserve">Dados: </w:t>
-      </w:r>
-      <w:r>
-        <w:rPr>
-          <w:sz w:val="22"/>
-        </w:rPr>
-        <w:t>acesso a bases públicas (NCBI, VirusHostDB, IntAct) e credenciamento institucional GISAID para dados genômicos virais.</w:t>
-      </w:r>
-    </w:p>
-    <w:p>
-      <w:pPr>
-        <w:pStyle w:val="ListBullet"/>
-      </w:pPr>
-      <w:r>
-        <w:rPr>
-          <w:b/>
-          <w:sz w:val="22"/>
-        </w:rPr>
-        <w:t xml:space="preserve">Publicação/reprodutibilidade: </w:t>
-      </w:r>
-      <w:r>
-        <w:rPr>
-          <w:sz w:val="22"/>
-        </w:rPr>
-        <w:t>GitHub e Hugging Face Hub para versionamento, publicação de modelos/datasets e hospedagem do dashboard interativo, com rastreabilidade e ciência aberta.</w:t>
-      </w:r>
-    </w:p>
-    <w:p>
-      <w:pPr>
-        <w:pStyle w:val="ListBullet"/>
-      </w:pPr>
-      <w:r>
-        <w:rPr>
-          <w:b/>
-          <w:sz w:val="22"/>
-        </w:rPr>
-        <w:t xml:space="preserve">Institucional: </w:t>
-      </w:r>
-      <w:r>
-        <w:rPr>
-          <w:sz w:val="22"/>
-        </w:rPr>
-        <w:t>infraestrutura de rede, servidores e apoio de TI do Instituto Aggeu Magalhães — Fiocruz Pernambuco; possibilidade de uso de recursos computacionais de alto desempenho da Fiocruz para etapas de maior escala.</w:t>
+        <w:t>O subprojeto é predominantemente computacional, o que reduz custos e dependências laboratoriais. Descrever a infraestrutura disponível no Laboratório de Entomologia e no IAM/Fiocruz para a realização das atividades previstas:</w:t>
       </w:r>
     </w:p>
     <w:p>
@@ -2972,7 +2900,7 @@
           <w:color w:val="555555"/>
           <w:sz w:val="22"/>
         </w:rPr>
-        <w:t>[Complementar com detalhes específicos do laboratório/grupo: servidores, clusters, espaço físico e demais recursos disponibilizados pelo(a) supervisor(a).]</w:t>
+        <w:t>[Computação local/GPU, servidores/HPC, ambiente de software, acesso a bases de dados, publicação/reprodutibilidade, espaço físico e demais recursos institucionais — a preencher com o(a) supervisor(a).]</w:t>
       </w:r>
     </w:p>
     <w:p>
@@ -3079,7 +3007,7 @@
           <w:i w:val="0"/>
           <w:sz w:val="22"/>
         </w:rPr>
-        <w:t>A formação e a expertise técnico-científica do candidato — em ciência de dados, aprendizado de máquina e desenvolvimento de software reprodutível — complementam diretamente as competências biológicas e epidemiológicas do grupo. O candidato aporta a capacidade de implementar, treinar e avaliar modelos de IA de fronteira (JEPA/Transformers), estruturar pipelines de dados escaláveis e publicar resultados de forma aberta e reprodutível. Essa integração acelera a execução do projeto do(a) supervisor(a), amplia seu alcance metodológico e cria condições para produção científica conjunta de alto impacto, submissão a novos editais e formação de recursos humanos qualificados no IAM/Fiocruz. [Complementar com aderência específica entre a trajetória do candidato — titulação, publicações e experiência — e as necessidades do projeto do(a) supervisor(a).]</w:t>
+        <w:t>A formação e a expertise técnico-científica do candidato — em ciência de dados, aprendizado de máquina e desenvolvimento de software reprodutível — complementam diretamente as competências em entomologia e saúde pública do Laboratório de Entomologia. O candidato aporta a capacidade de implementar, treinar e avaliar modelos de IA de fronteira (JEPA/Transformers), estruturar pipelines de dados escaláveis e publicar resultados de forma aberta e reprodutível. Essa integração acelera a execução do projeto do(a) supervisor(a), amplia seu alcance metodológico e cria condições para produção científica conjunta de alto impacto, submissão a novos editais e formação de recursos humanos qualificados no IAM/Fiocruz. [Complementar com aderência específica entre a trajetória do candidato — titulação, publicações e experiência — e as necessidades do projeto do(a) supervisor(a).]</w:t>
       </w:r>
     </w:p>
     <w:p>
